--- a/ky/wisdom-stories/beloved-is-one-who-gives-love-to-people.docx
+++ b/ky/wisdom-stories/beloved-is-one-who-gives-love-to-people.docx
@@ -93,7 +93,7 @@
           <w:sz w:val="22"/>
           <w:lang w:val="ky-KG"/>
         </w:rPr>
-        <w:t>Ал күн сайын эң сонун тамактарды бышырып, кайненесинин табагына тамчылатып «уу» кошчу. Эч ким шектенбесин деп ага абдан жакшы мамиле кылчу. Бир аз убакыттан кийин кайненеси аябай өзгөрүп, келинине өз кызындай мамиле кыла баштайт. Кылган иши жанына баткан жаш келин өкүнгөн бойдон татымалчынын дүкөнүнө барат да, ушул күнгө чейин кайненесине берген ууну анын канынан тазалай турган дары берүүсүн өтүнүп жалбарат. Эми ал кары аялдын өлүшүн каалабай калган эле.</w:t>
+        <w:t>Ал күн сайын эң сонун тамактарды бышырып, кайненесинин табагына тамчылатып «уу» кошчу. Эч ким шектенбесин деп ага абдан жакшы мамиле кылчу. Бир аз убакыттан кийин кайненеси аябай өзгөрүп, келинине өз кызындай мамиле кыла баштайт. Кылган иши жанына баткан жаш келин өкүнгөн бойдон татымалчынын дүкөнүнө барат да, кайненесин уунун таасиринен куткара турган дары берүүсүн өтүнүп жалбарат. Эми ал кары аялдын өлүшүн каалабай калган эле.</w:t>
       </w:r>
     </w:p>
     <w:p>
@@ -111,7 +111,7 @@
           <w:sz w:val="22"/>
           <w:lang w:val="ky-KG"/>
         </w:rPr>
-        <w:t>Кары киши алдында турган Ли-Лини карап, каткырып күлөт да: «Кымбаттуу Ли-Ли, мен сага берген нерсе болгону витамин болчу. Чыныгы уу сенин көңүлүңдөгү кек болчу. Сен ага жакшы мамиле кылган сайын, ал уу да эрип, ордун сүйүүгө бошотту. Ошентип, силер чыныгы эне-баладай болуп калдыңар», — дейт.</w:t>
+        <w:t>Кары киши алдында турган Ли-Лини карап, каткырып күлөт да: «Кымбаттуу Ли-Ли, мен сага берген нерсе болгону витамин болчу. Чыныгы уу сенин ойлоруңда болчу. Сен ага жакшы мамиле кылган сайын, ал уу да эрип, ордун сүйүүгө бошотту. Ошентип, силер чыныгы эне-баладай болуп калдыңар», — дейт.</w:t>
       </w:r>
     </w:p>
     <w:p>
@@ -135,7 +135,7 @@
           <w:sz w:val="22"/>
           <w:lang w:val="ky-KG"/>
         </w:rPr>
-        <w:t xml:space="preserve">Сабак: </w:t>
+        <w:t>Сабак: Чыныгы уу көбүнчө адамдын өз ойлорунда болот. Алдыңдагыга сүйүү менен мамиле кылган сайын жек көрүү эрийт, душман дос болуп калат.</w:t>
       </w:r>
       <w:r>
         <w:rPr>
@@ -144,7 +144,6 @@
           <w:sz w:val="22"/>
           <w:lang w:val="ky-KG"/>
         </w:rPr>
-        <w:t>Көңүлдөгү кек адамдын өзүн ууландырат. Жакшы мамиле кастыкты жумшартып, адамдарды жакындатат.</w:t>
       </w:r>
     </w:p>
     <w:p>
@@ -164,7 +163,7 @@
           <w:sz w:val="18"/>
           <w:lang w:val="ky-KG"/>
         </w:rPr>
-        <w:t>Окуя ачык интернет булактарынан алынды.</w:t>
+        <w:t>Аңгемелер ачык интернет булактарынан алынган, иллюстрациялар болсо ЖИ менен түзүлгөн.</w:t>
       </w:r>
     </w:p>
     <w:sectPr>
